--- a/src/main/resources/static/sample-templates/customer_word_sample.docx
+++ b/src/main/resources/static/sample-templates/customer_word_sample.docx
@@ -41,25 +41,25 @@
           <w:b/>
           <w:i w:val="0"/>
         </w:rPr>
-        <w:t>{{country}}  {{</w:t>
+        <w:t>{{country</w:t>
       </w:r>
-      <w:proofErr w:type="spellStart"/>
+      <w:proofErr w:type="gramStart"/>
       <w:r>
         <w:rPr>
           <w:rFonts w:ascii="微軟正黑體" w:eastAsia="微軟正黑體" w:hAnsi="微軟正黑體" w:hint="eastAsia"/>
           <w:b/>
           <w:i w:val="0"/>
         </w:rPr>
-        <w:t>days_count</w:t>
+        <w:t>}}  {</w:t>
       </w:r>
-      <w:proofErr w:type="spellEnd"/>
+      <w:proofErr w:type="gramEnd"/>
       <w:r>
         <w:rPr>
           <w:rFonts w:ascii="微軟正黑體" w:eastAsia="微軟正黑體" w:hAnsi="微軟正黑體" w:hint="eastAsia"/>
           <w:b/>
           <w:i w:val="0"/>
         </w:rPr>
-        <w:t xml:space="preserve">}} </w:t>
+        <w:t xml:space="preserve">{days_count}} </w:t>
       </w:r>
       <w:r>
         <w:t xml:space="preserve"> </w:t>
@@ -70,38 +70,12 @@
           <w:b/>
           <w:i w:val="0"/>
         </w:rPr>
-        <w:t>{{</w:t>
-      </w:r>
-      <w:proofErr w:type="spellStart"/>
-      <w:r>
-        <w:rPr>
-          <w:rFonts w:ascii="微軟正黑體" w:eastAsia="微軟正黑體" w:hAnsi="微軟正黑體" w:hint="eastAsia"/>
-          <w:b/>
-          <w:i w:val="0"/>
-        </w:rPr>
-        <w:t>date_range</w:t>
-      </w:r>
-      <w:proofErr w:type="spellEnd"/>
-      <w:r>
-        <w:rPr>
-          <w:rFonts w:ascii="微軟正黑體" w:eastAsia="微軟正黑體" w:hAnsi="微軟正黑體" w:hint="eastAsia"/>
-          <w:b/>
-          <w:i w:val="0"/>
-        </w:rPr>
-        <w:t>}}</w:t>
+        <w:t>{{date_range}}</w:t>
       </w:r>
     </w:p>
     <w:p>
       <w:r>
-        <w:t>{{</w:t>
-      </w:r>
-      <w:proofErr w:type="spellStart"/>
-      <w:r>
-        <w:t>images_block</w:t>
-      </w:r>
-      <w:proofErr w:type="spellEnd"/>
-      <w:r>
-        <w:t>}}</w:t>
+        <w:t>{{images_block}}</w:t>
       </w:r>
     </w:p>
     <w:p/>
@@ -210,6 +184,52 @@
                 <w:rFonts w:ascii="微軟正黑體" w:eastAsia="微軟正黑體" w:hAnsi="微軟正黑體"/>
               </w:rPr>
             </w:pPr>
+            <w:r>
+              <w:rPr>
+                <w:rFonts w:ascii="微軟正黑體" w:eastAsia="微軟正黑體" w:hAnsi="微軟正黑體" w:hint="eastAsia"/>
+              </w:rPr>
+              <w:t>{{</w:t>
+            </w:r>
+            <w:proofErr w:type="spellStart"/>
+            <w:r>
+              <w:rPr>
+                <w:rFonts w:ascii="微軟正黑體" w:eastAsia="微軟正黑體" w:hAnsi="微軟正黑體" w:hint="eastAsia"/>
+              </w:rPr>
+              <w:t>outbound_departure_airport</w:t>
+            </w:r>
+            <w:proofErr w:type="spellEnd"/>
+            <w:r>
+              <w:rPr>
+                <w:rFonts w:ascii="微軟正黑體" w:eastAsia="微軟正黑體" w:hAnsi="微軟正黑體" w:hint="eastAsia"/>
+              </w:rPr>
+              <w:t>}}</w:t>
+            </w:r>
+            <w:r>
+              <w:rPr>
+                <w:rFonts w:ascii="微軟正黑體" w:eastAsia="微軟正黑體" w:hAnsi="微軟正黑體" w:hint="eastAsia"/>
+              </w:rPr>
+              <w:t>/</w:t>
+            </w:r>
+            <w:r>
+              <w:rPr>
+                <w:rFonts w:ascii="微軟正黑體" w:eastAsia="微軟正黑體" w:hAnsi="微軟正黑體" w:hint="eastAsia"/>
+              </w:rPr>
+              <w:t>{{</w:t>
+            </w:r>
+            <w:proofErr w:type="spellStart"/>
+            <w:r>
+              <w:rPr>
+                <w:rFonts w:ascii="微軟正黑體" w:eastAsia="微軟正黑體" w:hAnsi="微軟正黑體" w:hint="eastAsia"/>
+              </w:rPr>
+              <w:t>outbound_arrival_airport</w:t>
+            </w:r>
+            <w:proofErr w:type="spellEnd"/>
+            <w:r>
+              <w:rPr>
+                <w:rFonts w:ascii="微軟正黑體" w:eastAsia="微軟正黑體" w:hAnsi="微軟正黑體" w:hint="eastAsia"/>
+              </w:rPr>
+              <w:t>}}</w:t>
+            </w:r>
           </w:p>
         </w:tc>
         <w:tc>
@@ -231,6 +251,52 @@
                 <w:rFonts w:ascii="微軟正黑體" w:eastAsia="微軟正黑體" w:hAnsi="微軟正黑體"/>
               </w:rPr>
             </w:pPr>
+            <w:r>
+              <w:rPr>
+                <w:rFonts w:ascii="微軟正黑體" w:eastAsia="微軟正黑體" w:hAnsi="微軟正黑體" w:hint="eastAsia"/>
+              </w:rPr>
+              <w:t>{{</w:t>
+            </w:r>
+            <w:proofErr w:type="spellStart"/>
+            <w:r>
+              <w:rPr>
+                <w:rFonts w:ascii="微軟正黑體" w:eastAsia="微軟正黑體" w:hAnsi="微軟正黑體" w:hint="eastAsia"/>
+              </w:rPr>
+              <w:t>outbound_departure_time</w:t>
+            </w:r>
+            <w:proofErr w:type="spellEnd"/>
+            <w:r>
+              <w:rPr>
+                <w:rFonts w:ascii="微軟正黑體" w:eastAsia="微軟正黑體" w:hAnsi="微軟正黑體" w:hint="eastAsia"/>
+              </w:rPr>
+              <w:t>}}</w:t>
+            </w:r>
+            <w:r>
+              <w:rPr>
+                <w:rFonts w:ascii="微軟正黑體" w:eastAsia="微軟正黑體" w:hAnsi="微軟正黑體" w:hint="eastAsia"/>
+              </w:rPr>
+              <w:t>/</w:t>
+            </w:r>
+            <w:r>
+              <w:rPr>
+                <w:rFonts w:ascii="微軟正黑體" w:eastAsia="微軟正黑體" w:hAnsi="微軟正黑體" w:hint="eastAsia"/>
+              </w:rPr>
+              <w:t>{{</w:t>
+            </w:r>
+            <w:proofErr w:type="spellStart"/>
+            <w:r>
+              <w:rPr>
+                <w:rFonts w:ascii="微軟正黑體" w:eastAsia="微軟正黑體" w:hAnsi="微軟正黑體" w:hint="eastAsia"/>
+              </w:rPr>
+              <w:t>outbound_arrival_time</w:t>
+            </w:r>
+            <w:proofErr w:type="spellEnd"/>
+            <w:r>
+              <w:rPr>
+                <w:rFonts w:ascii="微軟正黑體" w:eastAsia="微軟正黑體" w:hAnsi="微軟正黑體" w:hint="eastAsia"/>
+              </w:rPr>
+              <w:t>}}</w:t>
+            </w:r>
           </w:p>
         </w:tc>
       </w:tr>
@@ -309,6 +375,52 @@
                 <w:rFonts w:ascii="微軟正黑體" w:eastAsia="微軟正黑體" w:hAnsi="微軟正黑體"/>
               </w:rPr>
             </w:pPr>
+            <w:r>
+              <w:rPr>
+                <w:rFonts w:ascii="微軟正黑體" w:eastAsia="微軟正黑體" w:hAnsi="微軟正黑體" w:hint="eastAsia"/>
+              </w:rPr>
+              <w:t>{{</w:t>
+            </w:r>
+            <w:proofErr w:type="spellStart"/>
+            <w:r>
+              <w:rPr>
+                <w:rFonts w:ascii="微軟正黑體" w:eastAsia="微軟正黑體" w:hAnsi="微軟正黑體" w:hint="eastAsia"/>
+              </w:rPr>
+              <w:t>return_departure_airport</w:t>
+            </w:r>
+            <w:proofErr w:type="spellEnd"/>
+            <w:r>
+              <w:rPr>
+                <w:rFonts w:ascii="微軟正黑體" w:eastAsia="微軟正黑體" w:hAnsi="微軟正黑體" w:hint="eastAsia"/>
+              </w:rPr>
+              <w:t>}}</w:t>
+            </w:r>
+            <w:r>
+              <w:rPr>
+                <w:rFonts w:ascii="微軟正黑體" w:eastAsia="微軟正黑體" w:hAnsi="微軟正黑體" w:hint="eastAsia"/>
+              </w:rPr>
+              <w:t>/</w:t>
+            </w:r>
+            <w:r>
+              <w:rPr>
+                <w:rFonts w:ascii="微軟正黑體" w:eastAsia="微軟正黑體" w:hAnsi="微軟正黑體" w:hint="eastAsia"/>
+              </w:rPr>
+              <w:t>{{</w:t>
+            </w:r>
+            <w:proofErr w:type="spellStart"/>
+            <w:r>
+              <w:rPr>
+                <w:rFonts w:ascii="微軟正黑體" w:eastAsia="微軟正黑體" w:hAnsi="微軟正黑體" w:hint="eastAsia"/>
+              </w:rPr>
+              <w:t>return_arrival_airport</w:t>
+            </w:r>
+            <w:proofErr w:type="spellEnd"/>
+            <w:r>
+              <w:rPr>
+                <w:rFonts w:ascii="微軟正黑體" w:eastAsia="微軟正黑體" w:hAnsi="微軟正黑體" w:hint="eastAsia"/>
+              </w:rPr>
+              <w:t>}}</w:t>
+            </w:r>
           </w:p>
         </w:tc>
         <w:tc>
@@ -330,6 +442,52 @@
                 <w:rFonts w:ascii="微軟正黑體" w:eastAsia="微軟正黑體" w:hAnsi="微軟正黑體"/>
               </w:rPr>
             </w:pPr>
+            <w:r>
+              <w:rPr>
+                <w:rFonts w:ascii="微軟正黑體" w:eastAsia="微軟正黑體" w:hAnsi="微軟正黑體" w:hint="eastAsia"/>
+              </w:rPr>
+              <w:t>{{</w:t>
+            </w:r>
+            <w:proofErr w:type="spellStart"/>
+            <w:r>
+              <w:rPr>
+                <w:rFonts w:ascii="微軟正黑體" w:eastAsia="微軟正黑體" w:hAnsi="微軟正黑體" w:hint="eastAsia"/>
+              </w:rPr>
+              <w:t>return_departure_time</w:t>
+            </w:r>
+            <w:proofErr w:type="spellEnd"/>
+            <w:r>
+              <w:rPr>
+                <w:rFonts w:ascii="微軟正黑體" w:eastAsia="微軟正黑體" w:hAnsi="微軟正黑體" w:hint="eastAsia"/>
+              </w:rPr>
+              <w:t>}}</w:t>
+            </w:r>
+            <w:r>
+              <w:rPr>
+                <w:rFonts w:ascii="微軟正黑體" w:eastAsia="微軟正黑體" w:hAnsi="微軟正黑體" w:hint="eastAsia"/>
+              </w:rPr>
+              <w:t>/</w:t>
+            </w:r>
+            <w:r>
+              <w:rPr>
+                <w:rFonts w:ascii="微軟正黑體" w:eastAsia="微軟正黑體" w:hAnsi="微軟正黑體" w:hint="eastAsia"/>
+              </w:rPr>
+              <w:t>{{</w:t>
+            </w:r>
+            <w:proofErr w:type="spellStart"/>
+            <w:r>
+              <w:rPr>
+                <w:rFonts w:ascii="微軟正黑體" w:eastAsia="微軟正黑體" w:hAnsi="微軟正黑體" w:hint="eastAsia"/>
+              </w:rPr>
+              <w:t>return_arrival_time</w:t>
+            </w:r>
+            <w:proofErr w:type="spellEnd"/>
+            <w:r>
+              <w:rPr>
+                <w:rFonts w:ascii="微軟正黑體" w:eastAsia="微軟正黑體" w:hAnsi="微軟正黑體" w:hint="eastAsia"/>
+              </w:rPr>
+              <w:t>}}</w:t>
+            </w:r>
           </w:p>
         </w:tc>
       </w:tr>
@@ -405,15 +563,7 @@
     <w:p/>
     <w:p>
       <w:r>
-        <w:t>{{</w:t>
-      </w:r>
-      <w:proofErr w:type="spellStart"/>
-      <w:r>
-        <w:t>day_start</w:t>
-      </w:r>
-      <w:proofErr w:type="spellEnd"/>
-      <w:r>
-        <w:t>}}</w:t>
+        <w:t>{{day_start}}</w:t>
       </w:r>
     </w:p>
     <w:tbl>
@@ -465,29 +615,7 @@
                 <w:sz w:val="20"/>
                 <w:szCs w:val="20"/>
               </w:rPr>
-              <w:t>第{{</w:t>
-            </w:r>
-            <w:proofErr w:type="spellStart"/>
-            <w:r>
-              <w:rPr>
-                <w:rFonts w:ascii="微軟正黑體" w:eastAsia="微軟正黑體" w:hAnsi="微軟正黑體" w:cs="Arial" w:hint="eastAsia"/>
-                <w:b/>
-                <w:color w:val="000000" w:themeColor="text1"/>
-                <w:sz w:val="20"/>
-                <w:szCs w:val="20"/>
-              </w:rPr>
-              <w:t>day.number</w:t>
-            </w:r>
-            <w:proofErr w:type="spellEnd"/>
-            <w:r>
-              <w:rPr>
-                <w:rFonts w:ascii="微軟正黑體" w:eastAsia="微軟正黑體" w:hAnsi="微軟正黑體" w:cs="Arial" w:hint="eastAsia"/>
-                <w:b/>
-                <w:color w:val="000000" w:themeColor="text1"/>
-                <w:sz w:val="20"/>
-                <w:szCs w:val="20"/>
-              </w:rPr>
-              <w:t>}}天</w:t>
+              <w:t>第{{day.number}}天</w:t>
             </w:r>
           </w:p>
         </w:tc>
@@ -526,7 +654,7 @@
               </w:rPr>
               <w:t>{{</w:t>
             </w:r>
-            <w:proofErr w:type="spellStart"/>
+            <w:proofErr w:type="gramStart"/>
             <w:r>
               <w:rPr>
                 <w:rFonts w:ascii="微軟正黑體" w:eastAsia="微軟正黑體" w:hAnsi="微軟正黑體" w:cs="Arial" w:hint="eastAsia"/>
@@ -537,7 +665,7 @@
               </w:rPr>
               <w:t>day.title</w:t>
             </w:r>
-            <w:proofErr w:type="spellEnd"/>
+            <w:proofErr w:type="gramEnd"/>
             <w:r>
               <w:rPr>
                 <w:rFonts w:ascii="微軟正黑體" w:eastAsia="微軟正黑體" w:hAnsi="微軟正黑體" w:cs="Arial" w:hint="eastAsia"/>
@@ -583,21 +711,7 @@
               <w:rPr>
                 <w:rFonts w:ascii="微軟正黑體" w:eastAsia="微軟正黑體" w:hAnsi="微軟正黑體" w:hint="eastAsia"/>
               </w:rPr>
-              <w:t>{{</w:t>
-            </w:r>
-            <w:proofErr w:type="spellStart"/>
-            <w:r>
-              <w:rPr>
-                <w:rFonts w:ascii="微軟正黑體" w:eastAsia="微軟正黑體" w:hAnsi="微軟正黑體" w:hint="eastAsia"/>
-              </w:rPr>
-              <w:t>item_start</w:t>
-            </w:r>
-            <w:proofErr w:type="spellEnd"/>
-            <w:r>
-              <w:rPr>
-                <w:rFonts w:ascii="微軟正黑體" w:eastAsia="微軟正黑體" w:hAnsi="微軟正黑體" w:hint="eastAsia"/>
-              </w:rPr>
-              <w:t>}}</w:t>
+              <w:t>{{item_start}}</w:t>
             </w:r>
           </w:p>
           <w:p>
@@ -611,14 +725,34 @@
                 <w:color w:val="4F81BD" w:themeColor="accent1"/>
               </w:rPr>
             </w:pPr>
+            <w:proofErr w:type="gramStart"/>
             <w:r>
               <w:rPr>
                 <w:rFonts w:ascii="微軟正黑體" w:eastAsia="微軟正黑體" w:hAnsi="微軟正黑體" w:hint="eastAsia"/>
                 <w:b/>
                 <w:color w:val="C0504D" w:themeColor="accent2"/>
               </w:rPr>
-              <w:t>【{{item.name}}】</w:t>
-            </w:r>
+              <w:t>【</w:t>
+            </w:r>
+            <w:proofErr w:type="gramEnd"/>
+            <w:r>
+              <w:rPr>
+                <w:rFonts w:ascii="微軟正黑體" w:eastAsia="微軟正黑體" w:hAnsi="微軟正黑體" w:hint="eastAsia"/>
+                <w:b/>
+                <w:color w:val="C0504D" w:themeColor="accent2"/>
+              </w:rPr>
+              <w:t>{{item.name}}</w:t>
+            </w:r>
+            <w:proofErr w:type="gramStart"/>
+            <w:r>
+              <w:rPr>
+                <w:rFonts w:ascii="微軟正黑體" w:eastAsia="微軟正黑體" w:hAnsi="微軟正黑體" w:hint="eastAsia"/>
+                <w:b/>
+                <w:color w:val="C0504D" w:themeColor="accent2"/>
+              </w:rPr>
+              <w:t>】</w:t>
+            </w:r>
+            <w:proofErr w:type="gramEnd"/>
             <w:r>
               <w:rPr>
                 <w:rFonts w:ascii="微軟正黑體" w:eastAsia="微軟正黑體" w:hAnsi="微軟正黑體" w:hint="eastAsia"/>
@@ -630,23 +764,7 @@
                 <w:rFonts w:ascii="微軟正黑體" w:eastAsia="微軟正黑體" w:hAnsi="微軟正黑體" w:hint="eastAsia"/>
                 <w:color w:val="4F81BD" w:themeColor="accent1"/>
               </w:rPr>
-              <w:t>{{</w:t>
-            </w:r>
-            <w:proofErr w:type="spellStart"/>
-            <w:r>
-              <w:rPr>
-                <w:rFonts w:ascii="微軟正黑體" w:eastAsia="微軟正黑體" w:hAnsi="微軟正黑體" w:hint="eastAsia"/>
-                <w:color w:val="4F81BD" w:themeColor="accent1"/>
-              </w:rPr>
-              <w:t>item.note</w:t>
-            </w:r>
-            <w:proofErr w:type="spellEnd"/>
-            <w:r>
-              <w:rPr>
-                <w:rFonts w:ascii="微軟正黑體" w:eastAsia="微軟正黑體" w:hAnsi="微軟正黑體" w:hint="eastAsia"/>
-                <w:color w:val="4F81BD" w:themeColor="accent1"/>
-              </w:rPr>
-              <w:t>}}</w:t>
+              <w:t>{{item.note}}</w:t>
             </w:r>
           </w:p>
           <w:p>
@@ -665,14 +783,14 @@
               </w:rPr>
               <w:t>{{</w:t>
             </w:r>
-            <w:proofErr w:type="spellStart"/>
+            <w:proofErr w:type="gramStart"/>
             <w:r>
               <w:rPr>
                 <w:rFonts w:ascii="微軟正黑體" w:eastAsia="微軟正黑體" w:hAnsi="微軟正黑體" w:hint="eastAsia"/>
               </w:rPr>
               <w:t>item.description</w:t>
             </w:r>
-            <w:proofErr w:type="spellEnd"/>
+            <w:proofErr w:type="gramEnd"/>
             <w:r>
               <w:rPr>
                 <w:rFonts w:ascii="微軟正黑體" w:eastAsia="微軟正黑體" w:hAnsi="微軟正黑體" w:hint="eastAsia"/>
@@ -699,7 +817,7 @@
               </w:rPr>
               <w:t>{{</w:t>
             </w:r>
-            <w:proofErr w:type="spellStart"/>
+            <w:proofErr w:type="gramStart"/>
             <w:r>
               <w:rPr>
                 <w:rFonts w:ascii="微軟正黑體" w:eastAsia="微軟正黑體" w:hAnsi="微軟正黑體" w:hint="eastAsia"/>
@@ -709,7 +827,7 @@
               </w:rPr>
               <w:t>item.route</w:t>
             </w:r>
-            <w:proofErr w:type="spellEnd"/>
+            <w:proofErr w:type="gramEnd"/>
             <w:r>
               <w:rPr>
                 <w:rFonts w:ascii="微軟正黑體" w:eastAsia="微軟正黑體" w:hAnsi="微軟正黑體" w:hint="eastAsia"/>
@@ -734,21 +852,7 @@
               <w:rPr>
                 <w:rFonts w:ascii="微軟正黑體" w:eastAsia="微軟正黑體" w:hAnsi="微軟正黑體" w:hint="eastAsia"/>
               </w:rPr>
-              <w:t>{{</w:t>
-            </w:r>
-            <w:proofErr w:type="spellStart"/>
-            <w:r>
-              <w:rPr>
-                <w:rFonts w:ascii="微軟正黑體" w:eastAsia="微軟正黑體" w:hAnsi="微軟正黑體" w:hint="eastAsia"/>
-              </w:rPr>
-              <w:t>item_end</w:t>
-            </w:r>
-            <w:proofErr w:type="spellEnd"/>
-            <w:r>
-              <w:rPr>
-                <w:rFonts w:ascii="微軟正黑體" w:eastAsia="微軟正黑體" w:hAnsi="微軟正黑體" w:hint="eastAsia"/>
-              </w:rPr>
-              <w:t>}}</w:t>
+              <w:t>{{item_end}}</w:t>
             </w:r>
           </w:p>
         </w:tc>
@@ -860,7 +964,7 @@
               </w:rPr>
               <w:t>{{</w:t>
             </w:r>
-            <w:proofErr w:type="spellStart"/>
+            <w:proofErr w:type="gramStart"/>
             <w:r>
               <w:rPr>
                 <w:rFonts w:ascii="微軟正黑體" w:eastAsia="微軟正黑體" w:hAnsi="微軟正黑體" w:hint="eastAsia"/>
@@ -869,7 +973,7 @@
               </w:rPr>
               <w:t>day.meals</w:t>
             </w:r>
-            <w:proofErr w:type="spellEnd"/>
+            <w:proofErr w:type="gramEnd"/>
             <w:r>
               <w:rPr>
                 <w:rFonts w:ascii="微軟正黑體" w:eastAsia="微軟正黑體" w:hAnsi="微軟正黑體" w:hint="eastAsia"/>
@@ -910,7 +1014,7 @@
               </w:rPr>
               <w:t>{{</w:t>
             </w:r>
-            <w:proofErr w:type="spellStart"/>
+            <w:proofErr w:type="gramStart"/>
             <w:r>
               <w:rPr>
                 <w:rFonts w:ascii="微軟正黑體" w:eastAsia="微軟正黑體" w:hAnsi="微軟正黑體" w:hint="eastAsia"/>
@@ -919,7 +1023,7 @@
               </w:rPr>
               <w:t>day.hotel</w:t>
             </w:r>
-            <w:proofErr w:type="spellEnd"/>
+            <w:proofErr w:type="gramEnd"/>
             <w:r>
               <w:rPr>
                 <w:rFonts w:ascii="微軟正黑體" w:eastAsia="微軟正黑體" w:hAnsi="微軟正黑體" w:hint="eastAsia"/>
@@ -959,21 +1063,7 @@
               <w:rPr>
                 <w:rFonts w:ascii="微軟正黑體" w:eastAsia="微軟正黑體" w:hAnsi="微軟正黑體" w:hint="eastAsia"/>
               </w:rPr>
-              <w:t>{{</w:t>
-            </w:r>
-            <w:proofErr w:type="spellStart"/>
-            <w:r>
-              <w:rPr>
-                <w:rFonts w:ascii="微軟正黑體" w:eastAsia="微軟正黑體" w:hAnsi="微軟正黑體" w:hint="eastAsia"/>
-              </w:rPr>
-              <w:t>day.map</w:t>
-            </w:r>
-            <w:proofErr w:type="spellEnd"/>
-            <w:r>
-              <w:rPr>
-                <w:rFonts w:ascii="微軟正黑體" w:eastAsia="微軟正黑體" w:hAnsi="微軟正黑體" w:hint="eastAsia"/>
-              </w:rPr>
-              <w:t>}}</w:t>
+              <w:t>{{day.map}}</w:t>
             </w:r>
           </w:p>
         </w:tc>
@@ -981,15 +1071,7 @@
     </w:tbl>
     <w:p>
       <w:r>
-        <w:t>{{</w:t>
-      </w:r>
-      <w:proofErr w:type="spellStart"/>
-      <w:r>
-        <w:t>day_end</w:t>
-      </w:r>
-      <w:proofErr w:type="spellEnd"/>
-      <w:r>
-        <w:t>}}</w:t>
+        <w:t>{{day_end}}</w:t>
       </w:r>
     </w:p>
     <w:p/>
